--- a/Xceed.Words.NET.Examples/Samples/TableOfContent/Output/InsertTableOfContent.docx
+++ b/Xceed.Words.NET.Examples/Samples/TableOfContent/Output/InsertTableOfContent.docx
@@ -9,7 +9,7 @@
       </w:pPr>
       <w:r>
         <w:rPr>
-          <w:lang w:val="en-US"/>
+          <w:lang w:val="en-CA"/>
           <w:sz w:val="30"/>
           <w:szCs w:val="30"/>
         </w:rPr>
@@ -92,7 +92,7 @@
       </w:pPr>
       <w:r>
         <w:rPr>
-          <w:lang w:val="en-US"/>
+          <w:lang w:val="en-CA"/>
           <w:b/>
           <w:sz w:val="40"/>
           <w:szCs w:val="40"/>
@@ -107,7 +107,7 @@
       </w:pPr>
       <w:r>
         <w:rPr>
-          <w:lang w:val="en-US"/>
+          <w:lang w:val="en-CA"/>
           <w:b/>
           <w:sz w:val="30"/>
           <w:szCs w:val="30"/>
@@ -121,7 +121,7 @@
       </w:pPr>
       <w:r>
         <w:rPr>
-          <w:lang w:val="en-US"/>
+          <w:lang w:val="en-CA"/>
         </w:rPr>
         <w:t>Tom Smith, P</w:t>
       </w:r>
@@ -151,7 +151,7 @@
       </w:pPr>
       <w:r>
         <w:rPr>
-          <w:lang w:val="en-US"/>
+          <w:lang w:val="en-CA"/>
           <w:b/>
           <w:sz w:val="30"/>
           <w:szCs w:val="30"/>
@@ -165,7 +165,7 @@
       </w:pPr>
       <w:r>
         <w:rPr>
-          <w:lang w:val="en-US"/>
+          <w:lang w:val="en-CA"/>
         </w:rPr>
         <w:t>Josh Hernandez, P</w:t>
       </w:r>
@@ -195,7 +195,7 @@
       </w:pPr>
       <w:r>
         <w:rPr>
-          <w:lang w:val="en-US"/>
+          <w:lang w:val="en-CA"/>
           <w:b/>
           <w:sz w:val="30"/>
           <w:szCs w:val="30"/>
@@ -209,7 +209,7 @@
       </w:pPr>
       <w:r>
         <w:rPr>
-          <w:lang w:val="en-US"/>
+          <w:lang w:val="en-CA"/>
         </w:rPr>
         <w:t>Derek Jones, P</w:t>
       </w:r>
@@ -239,7 +239,7 @@
       </w:pPr>
       <w:r>
         <w:rPr>
-          <w:lang w:val="en-US"/>
+          <w:lang w:val="en-CA"/>
           <w:b/>
           <w:sz w:val="30"/>
           <w:szCs w:val="30"/>
@@ -253,7 +253,7 @@
       </w:pPr>
       <w:r>
         <w:rPr>
-          <w:lang w:val="en-US"/>
+          <w:lang w:val="en-CA"/>
         </w:rPr>
         <w:t>Simon Delgar, P</w:t>
       </w:r>
@@ -283,7 +283,7 @@
       </w:pPr>
       <w:r>
         <w:rPr>
-          <w:lang w:val="en-US"/>
+          <w:lang w:val="en-CA"/>
           <w:b/>
           <w:sz w:val="30"/>
           <w:szCs w:val="30"/>
@@ -295,7 +295,7 @@
       <w:pPr/>
       <w:r>
         <w:rPr>
-          <w:lang w:val="en-US"/>
+          <w:lang w:val="en-CA"/>
         </w:rPr>
         <w:t>Samir Endoya, P</w:t>
       </w:r>
@@ -340,7 +340,7 @@
         <w:rFonts w:asciiTheme="minorHAnsi" w:eastAsiaTheme="minorHAnsi" w:hAnsiTheme="minorHAnsi" w:cstheme="minorBidi"/>
         <w:sz w:val="22"/>
         <w:szCs w:val="22"/>
-        <w:lang w:val="en-US" w:eastAsia="en-US" w:bidi="ar-SA"/>
+        <w:lang w:val="en-CA" w:eastAsia="en-US" w:bidi="ar-SA"/>
       </w:rPr>
     </w:rPrDefault>
     <w:pPrDefault/>
